--- a/3испсп/1 Линейные алгоритмы в С++.docx
+++ b/3испсп/1 Линейные алгоритмы в С++.docx
@@ -4502,7 +4502,7 @@
                     <a:blip r:embed="rId5">
                       <a:extLst>
                         <a:ext uri="{28A0092B-C50C-407E-A947-70E740481C1C}">
-                          <a14:useLocalDpi xmlns="" xmlns:wpc="http://schemas.microsoft.com/office/word/2010/wordprocessingCanvas" xmlns:mc="http://schemas.openxmlformats.org/markup-compatibility/2006" xmlns:o="urn:schemas-microsoft-com:office:office" xmlns:v="urn:schemas-microsoft-com:vml" xmlns:wp14="http://schemas.microsoft.com/office/word/2010/wordprocessingDrawing" xmlns:w10="urn:schemas-microsoft-com:office:word" xmlns:w="http://schemas.openxmlformats.org/wordprocessingml/2006/main" xmlns:w14="http://schemas.microsoft.com/office/word/2010/wordml" xmlns:w15="http://schemas.microsoft.com/office/word/2012/wordml" xmlns:wpg="http://schemas.microsoft.com/office/word/2010/wordprocessingGroup" xmlns:wpi="http://schemas.microsoft.com/office/word/2010/wordprocessingInk" xmlns:wps="http://schemas.microsoft.com/office/word/2010/wordprocessingShape" xmlns:a14="http://schemas.microsoft.com/office/drawing/2010/main" val="0"/>
+                          <a14:useLocalDpi xmlns:a14="http://schemas.microsoft.com/office/drawing/2010/main" xmlns:wps="http://schemas.microsoft.com/office/word/2010/wordprocessingShape" xmlns:wpi="http://schemas.microsoft.com/office/word/2010/wordprocessingInk" xmlns:wpg="http://schemas.microsoft.com/office/word/2010/wordprocessingGroup" xmlns:w15="http://schemas.microsoft.com/office/word/2012/wordml" xmlns:w14="http://schemas.microsoft.com/office/word/2010/wordml" xmlns:w="http://schemas.openxmlformats.org/wordprocessingml/2006/main" xmlns:w10="urn:schemas-microsoft-com:office:word" xmlns:wp14="http://schemas.microsoft.com/office/word/2010/wordprocessingDrawing" xmlns:v="urn:schemas-microsoft-com:vml" xmlns:o="urn:schemas-microsoft-com:office:office" xmlns:mc="http://schemas.openxmlformats.org/markup-compatibility/2006" xmlns:wpc="http://schemas.microsoft.com/office/word/2010/wordprocessingCanvas" xmlns="" val="0"/>
                         </a:ext>
                       </a:extLst>
                     </a:blip>
@@ -4522,7 +4522,7 @@
                     </a:ln>
                     <a:extLst>
                       <a:ext uri="{53640926-AAD7-44D8-BBD7-CCE9431645EC}">
-                        <a14:shadowObscured xmlns="" xmlns:wpc="http://schemas.microsoft.com/office/word/2010/wordprocessingCanvas" xmlns:mc="http://schemas.openxmlformats.org/markup-compatibility/2006" xmlns:o="urn:schemas-microsoft-com:office:office" xmlns:v="urn:schemas-microsoft-com:vml" xmlns:wp14="http://schemas.microsoft.com/office/word/2010/wordprocessingDrawing" xmlns:w10="urn:schemas-microsoft-com:office:word" xmlns:w="http://schemas.openxmlformats.org/wordprocessingml/2006/main" xmlns:w14="http://schemas.microsoft.com/office/word/2010/wordml" xmlns:w15="http://schemas.microsoft.com/office/word/2012/wordml" xmlns:wpg="http://schemas.microsoft.com/office/word/2010/wordprocessingGroup" xmlns:wpi="http://schemas.microsoft.com/office/word/2010/wordprocessingInk" xmlns:wps="http://schemas.microsoft.com/office/word/2010/wordprocessingShape" xmlns:a14="http://schemas.microsoft.com/office/drawing/2010/main"/>
+                        <a14:shadowObscured xmlns:a14="http://schemas.microsoft.com/office/drawing/2010/main" xmlns:wps="http://schemas.microsoft.com/office/word/2010/wordprocessingShape" xmlns:wpi="http://schemas.microsoft.com/office/word/2010/wordprocessingInk" xmlns:wpg="http://schemas.microsoft.com/office/word/2010/wordprocessingGroup" xmlns:w15="http://schemas.microsoft.com/office/word/2012/wordml" xmlns:w14="http://schemas.microsoft.com/office/word/2010/wordml" xmlns:w="http://schemas.openxmlformats.org/wordprocessingml/2006/main" xmlns:w10="urn:schemas-microsoft-com:office:word" xmlns:wp14="http://schemas.microsoft.com/office/word/2010/wordprocessingDrawing" xmlns:v="urn:schemas-microsoft-com:vml" xmlns:o="urn:schemas-microsoft-com:office:office" xmlns:mc="http://schemas.openxmlformats.org/markup-compatibility/2006" xmlns:wpc="http://schemas.microsoft.com/office/word/2010/wordprocessingCanvas" xmlns=""/>
                       </a:ext>
                     </a:extLst>
                   </pic:spPr>
@@ -5899,7 +5899,7 @@
                           </a:ln>
                           <a:extLst>
                             <a:ext uri="{53640926-AAD7-44D8-BBD7-CCE9431645EC}">
-                              <a14:shadowObscured xmlns="" xmlns:wpc="http://schemas.microsoft.com/office/word/2010/wordprocessingCanvas" xmlns:mc="http://schemas.openxmlformats.org/markup-compatibility/2006" xmlns:o="urn:schemas-microsoft-com:office:office" xmlns:v="urn:schemas-microsoft-com:vml" xmlns:wp14="http://schemas.microsoft.com/office/word/2010/wordprocessingDrawing" xmlns:w10="urn:schemas-microsoft-com:office:word" xmlns:w="http://schemas.openxmlformats.org/wordprocessingml/2006/main" xmlns:w14="http://schemas.microsoft.com/office/word/2010/wordml" xmlns:w15="http://schemas.microsoft.com/office/word/2012/wordml" xmlns:wpg="http://schemas.microsoft.com/office/word/2010/wordprocessingGroup" xmlns:wpi="http://schemas.microsoft.com/office/word/2010/wordprocessingInk" xmlns:wps="http://schemas.microsoft.com/office/word/2010/wordprocessingShape" xmlns:a14="http://schemas.microsoft.com/office/drawing/2010/main"/>
+                              <a14:shadowObscured xmlns:a14="http://schemas.microsoft.com/office/drawing/2010/main" xmlns:wps="http://schemas.microsoft.com/office/word/2010/wordprocessingShape" xmlns:wpi="http://schemas.microsoft.com/office/word/2010/wordprocessingInk" xmlns:wpg="http://schemas.microsoft.com/office/word/2010/wordprocessingGroup" xmlns:w15="http://schemas.microsoft.com/office/word/2012/wordml" xmlns:w14="http://schemas.microsoft.com/office/word/2010/wordml" xmlns:w="http://schemas.openxmlformats.org/wordprocessingml/2006/main" xmlns:w10="urn:schemas-microsoft-com:office:word" xmlns:wp14="http://schemas.microsoft.com/office/word/2010/wordprocessingDrawing" xmlns:v="urn:schemas-microsoft-com:vml" xmlns:o="urn:schemas-microsoft-com:office:office" xmlns:mc="http://schemas.openxmlformats.org/markup-compatibility/2006" xmlns:wpc="http://schemas.microsoft.com/office/word/2010/wordprocessingCanvas" xmlns=""/>
                             </a:ext>
                           </a:extLst>
                         </pic:spPr>
@@ -6003,7 +6003,7 @@
                 <v:shape id="_x0000_i1025" type="#_x0000_t75" style="width:360.95pt;height:87.9pt" o:ole="">
                   <v:imagedata r:id="rId16" o:title=""/>
                 </v:shape>
-                <o:OLEObject Type="Embed" ProgID="PBrush" ShapeID="_x0000_i1025" DrawAspect="Content" ObjectID="_1824663765" r:id="rId17"/>
+                <o:OLEObject Type="Embed" ProgID="PBrush" ShapeID="_x0000_i1025" DrawAspect="Content" ObjectID="_1837049922" r:id="rId17"/>
               </w:object>
             </w:r>
           </w:p>
@@ -6058,7 +6058,7 @@
                           </a:ln>
                           <a:extLst>
                             <a:ext uri="{53640926-AAD7-44D8-BBD7-CCE9431645EC}">
-                              <a14:shadowObscured xmlns="" xmlns:wpc="http://schemas.microsoft.com/office/word/2010/wordprocessingCanvas" xmlns:mc="http://schemas.openxmlformats.org/markup-compatibility/2006" xmlns:o="urn:schemas-microsoft-com:office:office" xmlns:v="urn:schemas-microsoft-com:vml" xmlns:wp14="http://schemas.microsoft.com/office/word/2010/wordprocessingDrawing" xmlns:w10="urn:schemas-microsoft-com:office:word" xmlns:w="http://schemas.openxmlformats.org/wordprocessingml/2006/main" xmlns:w14="http://schemas.microsoft.com/office/word/2010/wordml" xmlns:w15="http://schemas.microsoft.com/office/word/2012/wordml" xmlns:wpg="http://schemas.microsoft.com/office/word/2010/wordprocessingGroup" xmlns:wpi="http://schemas.microsoft.com/office/word/2010/wordprocessingInk" xmlns:wps="http://schemas.microsoft.com/office/word/2010/wordprocessingShape" xmlns:a14="http://schemas.microsoft.com/office/drawing/2010/main"/>
+                              <a14:shadowObscured xmlns:a14="http://schemas.microsoft.com/office/drawing/2010/main" xmlns:wps="http://schemas.microsoft.com/office/word/2010/wordprocessingShape" xmlns:wpi="http://schemas.microsoft.com/office/word/2010/wordprocessingInk" xmlns:wpg="http://schemas.microsoft.com/office/word/2010/wordprocessingGroup" xmlns:w15="http://schemas.microsoft.com/office/word/2012/wordml" xmlns:w14="http://schemas.microsoft.com/office/word/2010/wordml" xmlns:w="http://schemas.openxmlformats.org/wordprocessingml/2006/main" xmlns:w10="urn:schemas-microsoft-com:office:word" xmlns:wp14="http://schemas.microsoft.com/office/word/2010/wordprocessingDrawing" xmlns:v="urn:schemas-microsoft-com:vml" xmlns:o="urn:schemas-microsoft-com:office:office" xmlns:mc="http://schemas.openxmlformats.org/markup-compatibility/2006" xmlns:wpc="http://schemas.microsoft.com/office/word/2010/wordprocessingCanvas" xmlns=""/>
                             </a:ext>
                           </a:extLst>
                         </pic:spPr>
@@ -9170,10 +9170,11 @@
           <w:rFonts w:ascii="Times New Roman" w:hAnsi="Times New Roman" w:cs="Times New Roman"/>
           <w:b/>
           <w:bCs/>
-          <w:sz w:val="28"/>
-          <w:szCs w:val="28"/>
-        </w:rPr>
-        <w:t xml:space="preserve">Задание </w:t>
+          <w:i/>
+          <w:sz w:val="28"/>
+          <w:szCs w:val="28"/>
+        </w:rPr>
+        <w:t>Дополнительно:</w:t>
       </w:r>
       <w:r>
         <w:rPr>
@@ -9183,17 +9184,7 @@
           <w:sz w:val="28"/>
           <w:szCs w:val="28"/>
         </w:rPr>
-        <w:t>4*</w:t>
-      </w:r>
-      <w:r>
-        <w:rPr>
-          <w:rFonts w:ascii="Times New Roman" w:hAnsi="Times New Roman" w:cs="Times New Roman"/>
-          <w:b/>
-          <w:bCs/>
-          <w:sz w:val="28"/>
-          <w:szCs w:val="28"/>
-        </w:rPr>
-        <w:t xml:space="preserve">. </w:t>
+        <w:t xml:space="preserve"> </w:t>
       </w:r>
       <w:r>
         <w:rPr>
@@ -12450,6 +12441,7 @@
   <w:style w:type="character" w:default="1" w:styleId="a0">
     <w:name w:val="Default Paragraph Font"/>
     <w:uiPriority w:val="1"/>
+    <w:semiHidden/>
     <w:unhideWhenUsed/>
   </w:style>
   <w:style w:type="table" w:default="1" w:styleId="a1">
